--- a/Knowledge/3-Work knowledge/1-Software Engineering/2-Testing/5-My Source/1-ISTQB Foundation Level/5-Test Management/2-Common Estimation Techniques/12-Percentage of Development Effort.docx
+++ b/Knowledge/3-Work knowledge/1-Software Engineering/2-Testing/5-My Source/1-ISTQB Foundation Level/5-Test Management/2-Common Estimation Techniques/12-Percentage of Development Effort.docx
@@ -52,98 +52,182 @@
       </w:pPr>
       <w:r>
         <w:rPr>
+          <w:rFonts w:ascii="Arial" w:eastAsia="Arial" w:hAnsi="Arial"/>
+          <w:sz w:val="18"/>
+          <w:highlight w:val="lightGray"/>
+          <w:shd w:val="clear" w:color="auto" w:fill="B7B7B7"/>
+        </w:rPr>
+        <w:t xml:space="preserve"># Source: Chatgot </w:t>
+      </w:r>
+      <w:r>
+        <w:rPr>
+          <w:rFonts w:ascii="Arial" w:eastAsia="Arial" w:hAnsi="Arial"/>
+          <w:sz w:val="18"/>
+          <w:szCs w:val="14"/>
+          <w:highlight w:val="lightGray"/>
+          <w:shd w:val="clear" w:color="auto" w:fill="B7B7B7"/>
+        </w:rPr>
+        <w:t>(GPT</w:t>
+      </w:r>
+      <w:r>
+        <w:rPr>
+          <w:rFonts w:ascii="Arial" w:eastAsia="Arial" w:hAnsi="Arial" w:cs="Cambria Math"/>
+          <w:sz w:val="18"/>
+          <w:szCs w:val="14"/>
+          <w:highlight w:val="lightGray"/>
+          <w:shd w:val="clear" w:color="auto" w:fill="B7B7B7"/>
+        </w:rPr>
+        <w:t>‑</w:t>
+      </w:r>
+      <w:r>
+        <w:rPr>
+          <w:rFonts w:ascii="Arial" w:eastAsia="Arial" w:hAnsi="Arial"/>
+          <w:sz w:val="18"/>
+          <w:szCs w:val="14"/>
+          <w:highlight w:val="lightGray"/>
+          <w:shd w:val="clear" w:color="auto" w:fill="B7B7B7"/>
+        </w:rPr>
+        <w:t>5 Mini) at [8/18/2025]</w:t>
+      </w:r>
+    </w:p>
+    <w:p>
+      <w:pPr>
+        <w:spacing w:before="240" w:after="240"/>
+        <w:rPr>
+          <w:rFonts w:ascii="Roboto Mono" w:eastAsia="Roboto Mono" w:hAnsi="Roboto Mono" w:cs="Roboto Mono"/>
+        </w:rPr>
+      </w:pPr>
+      <w:r>
+        <w:rPr>
+          <w:rFonts w:ascii="Roboto Mono" w:eastAsia="Roboto Mono" w:hAnsi="Roboto Mono" w:cs="Roboto Mono"/>
+        </w:rPr>
+        <w:t xml:space="preserve">The </w:t>
+      </w:r>
+      <w:r>
+        <w:rPr>
+          <w:rFonts w:ascii="Roboto Mono" w:eastAsia="Roboto Mono" w:hAnsi="Roboto Mono" w:cs="Roboto Mono"/>
           <w:b/>
-          <w:shd w:val="clear" w:color="auto" w:fill="B7B7B7"/>
-        </w:rPr>
-        <w:t># Source</w:t>
-      </w:r>
-      <w:r>
-        <w:rPr>
-          <w:shd w:val="clear" w:color="auto" w:fill="B7B7B7"/>
-        </w:rPr>
-        <w:t xml:space="preserve">: </w:t>
-      </w:r>
-      <w:r>
-        <w:rPr>
+        </w:rPr>
+        <w:t>Percentage of Development Effort</w:t>
+      </w:r>
+      <w:r>
+        <w:rPr>
+          <w:rFonts w:ascii="Roboto Mono" w:eastAsia="Roboto Mono" w:hAnsi="Roboto Mono" w:cs="Roboto Mono"/>
+        </w:rPr>
+        <w:t xml:space="preserve"> is one of the </w:t>
+      </w:r>
+      <w:r>
+        <w:rPr>
+          <w:rFonts w:ascii="Roboto Mono" w:eastAsia="Roboto Mono" w:hAnsi="Roboto Mono" w:cs="Roboto Mono"/>
           <w:b/>
-          <w:shd w:val="clear" w:color="auto" w:fill="B7B7B7"/>
-        </w:rPr>
-        <w:t xml:space="preserve">Chatgot </w:t>
-      </w:r>
-      <w:r>
-        <w:rPr>
+        </w:rPr>
+        <w:t>simplest estimation techniques</w:t>
+      </w:r>
+      <w:r>
+        <w:rPr>
+          <w:rFonts w:ascii="Roboto Mono" w:eastAsia="Roboto Mono" w:hAnsi="Roboto Mono" w:cs="Roboto Mono"/>
+        </w:rPr>
+        <w:t xml:space="preserve"> used in </w:t>
+      </w:r>
+      <w:r>
+        <w:rPr>
+          <w:rFonts w:ascii="Roboto Mono" w:eastAsia="Roboto Mono" w:hAnsi="Roboto Mono" w:cs="Roboto Mono"/>
           <w:b/>
-          <w:sz w:val="14"/>
-          <w:szCs w:val="14"/>
-          <w:shd w:val="clear" w:color="auto" w:fill="B7B7B7"/>
-        </w:rPr>
-        <w:t>(GPT</w:t>
-      </w:r>
-      <w:r>
-        <w:rPr>
-          <w:rFonts w:ascii="Cambria Math" w:hAnsi="Cambria Math" w:cs="Cambria Math"/>
+        </w:rPr>
+        <w:t>software testing</w:t>
+      </w:r>
+      <w:r>
+        <w:rPr>
+          <w:rFonts w:ascii="Roboto Mono" w:eastAsia="Roboto Mono" w:hAnsi="Roboto Mono" w:cs="Roboto Mono"/>
+        </w:rPr>
+        <w:t>.</w:t>
+      </w:r>
+    </w:p>
+    <w:p>
+      <w:pPr>
+        <w:spacing w:before="240" w:after="240"/>
+        <w:rPr>
+          <w:rFonts w:ascii="Roboto Mono" w:eastAsia="Roboto Mono" w:hAnsi="Roboto Mono" w:cs="Roboto Mono"/>
+        </w:rPr>
+      </w:pPr>
+      <w:r>
+        <w:rPr>
+          <w:rFonts w:ascii="Roboto Mono" w:eastAsia="Roboto Mono" w:hAnsi="Roboto Mono" w:cs="Roboto Mono"/>
+        </w:rPr>
+        <w:t xml:space="preserve">It assumes that </w:t>
+      </w:r>
+      <w:r>
+        <w:rPr>
+          <w:rFonts w:ascii="Roboto Mono" w:eastAsia="Roboto Mono" w:hAnsi="Roboto Mono" w:cs="Roboto Mono"/>
           <w:b/>
-          <w:sz w:val="14"/>
-          <w:szCs w:val="14"/>
-          <w:shd w:val="clear" w:color="auto" w:fill="B7B7B7"/>
-        </w:rPr>
-        <w:t>‑</w:t>
-      </w:r>
-      <w:r>
-        <w:rPr>
+        </w:rPr>
+        <w:t>testing effort is a fixed percentage of the overall software development effort</w:t>
+      </w:r>
+      <w:r>
+        <w:rPr>
+          <w:rFonts w:ascii="Roboto Mono" w:eastAsia="Roboto Mono" w:hAnsi="Roboto Mono" w:cs="Roboto Mono"/>
+        </w:rPr>
+        <w:t>.</w:t>
+      </w:r>
+    </w:p>
+    <w:p>
+      <w:pPr>
+        <w:spacing w:before="240" w:after="240"/>
+        <w:rPr>
+          <w:rFonts w:ascii="Roboto Mono" w:eastAsia="Roboto Mono" w:hAnsi="Roboto Mono" w:cs="Roboto Mono"/>
+        </w:rPr>
+      </w:pPr>
+      <w:r>
+        <w:rPr>
+          <w:rFonts w:ascii="Roboto Mono" w:eastAsia="Roboto Mono" w:hAnsi="Roboto Mono" w:cs="Roboto Mono"/>
+        </w:rPr>
+        <w:t xml:space="preserve">👉 Instead of doing detailed calculations like in </w:t>
+      </w:r>
+      <w:r>
+        <w:rPr>
+          <w:rFonts w:ascii="Roboto Mono" w:eastAsia="Roboto Mono" w:hAnsi="Roboto Mono" w:cs="Roboto Mono"/>
           <w:b/>
-          <w:sz w:val="14"/>
-          <w:szCs w:val="14"/>
-          <w:shd w:val="clear" w:color="auto" w:fill="B7B7B7"/>
-        </w:rPr>
-        <w:t>5 Mini) at [8/18/2025]</w:t>
-      </w:r>
-    </w:p>
-    <w:p>
-      <w:pPr>
-        <w:spacing w:before="240" w:after="240"/>
-        <w:rPr>
-          <w:rFonts w:ascii="Roboto Mono" w:eastAsia="Roboto Mono" w:hAnsi="Roboto Mono" w:cs="Roboto Mono"/>
-        </w:rPr>
-      </w:pPr>
-      <w:r>
-        <w:rPr>
-          <w:rFonts w:ascii="Roboto Mono" w:eastAsia="Roboto Mono" w:hAnsi="Roboto Mono" w:cs="Roboto Mono"/>
-        </w:rPr>
-        <w:t xml:space="preserve">The </w:t>
+        </w:rPr>
+        <w:t>FPA</w:t>
+      </w:r>
+      <w:r>
+        <w:rPr>
+          <w:rFonts w:ascii="Roboto Mono" w:eastAsia="Roboto Mono" w:hAnsi="Roboto Mono" w:cs="Roboto Mono"/>
+        </w:rPr>
+        <w:t xml:space="preserve"> or </w:t>
       </w:r>
       <w:r>
         <w:rPr>
           <w:rFonts w:ascii="Roboto Mono" w:eastAsia="Roboto Mono" w:hAnsi="Roboto Mono" w:cs="Roboto Mono"/>
           <w:b/>
         </w:rPr>
-        <w:t>Percentage of Development Effort</w:t>
-      </w:r>
-      <w:r>
-        <w:rPr>
-          <w:rFonts w:ascii="Roboto Mono" w:eastAsia="Roboto Mono" w:hAnsi="Roboto Mono" w:cs="Roboto Mono"/>
-        </w:rPr>
-        <w:t xml:space="preserve"> is one of the </w:t>
+        <w:t>TPA</w:t>
+      </w:r>
+      <w:r>
+        <w:rPr>
+          <w:rFonts w:ascii="Roboto Mono" w:eastAsia="Roboto Mono" w:hAnsi="Roboto Mono" w:cs="Roboto Mono"/>
+        </w:rPr>
+        <w:t xml:space="preserve">, this method relies on </w:t>
       </w:r>
       <w:r>
         <w:rPr>
           <w:rFonts w:ascii="Roboto Mono" w:eastAsia="Roboto Mono" w:hAnsi="Roboto Mono" w:cs="Roboto Mono"/>
           <w:b/>
         </w:rPr>
-        <w:t>simplest estimation techniques</w:t>
-      </w:r>
-      <w:r>
-        <w:rPr>
-          <w:rFonts w:ascii="Roboto Mono" w:eastAsia="Roboto Mono" w:hAnsi="Roboto Mono" w:cs="Roboto Mono"/>
-        </w:rPr>
-        <w:t xml:space="preserve"> used in </w:t>
+        <w:t>historical data</w:t>
+      </w:r>
+      <w:r>
+        <w:rPr>
+          <w:rFonts w:ascii="Roboto Mono" w:eastAsia="Roboto Mono" w:hAnsi="Roboto Mono" w:cs="Roboto Mono"/>
+        </w:rPr>
+        <w:t xml:space="preserve"> or </w:t>
       </w:r>
       <w:r>
         <w:rPr>
           <w:rFonts w:ascii="Roboto Mono" w:eastAsia="Roboto Mono" w:hAnsi="Roboto Mono" w:cs="Roboto Mono"/>
           <w:b/>
         </w:rPr>
-        <w:t>software testing</w:t>
+        <w:t>industry averages</w:t>
       </w:r>
       <w:r>
         <w:rPr>
@@ -153,101 +237,8 @@
       </w:r>
     </w:p>
     <w:p>
-      <w:pPr>
-        <w:spacing w:before="240" w:after="240"/>
-        <w:rPr>
-          <w:rFonts w:ascii="Roboto Mono" w:eastAsia="Roboto Mono" w:hAnsi="Roboto Mono" w:cs="Roboto Mono"/>
-        </w:rPr>
-      </w:pPr>
-      <w:r>
-        <w:rPr>
-          <w:rFonts w:ascii="Roboto Mono" w:eastAsia="Roboto Mono" w:hAnsi="Roboto Mono" w:cs="Roboto Mono"/>
-        </w:rPr>
-        <w:t xml:space="preserve">It assumes that </w:t>
-      </w:r>
-      <w:r>
-        <w:rPr>
-          <w:rFonts w:ascii="Roboto Mono" w:eastAsia="Roboto Mono" w:hAnsi="Roboto Mono" w:cs="Roboto Mono"/>
-          <w:b/>
-        </w:rPr>
-        <w:t>testing effort is a fixed percentage of the overall software development effort</w:t>
-      </w:r>
-      <w:r>
-        <w:rPr>
-          <w:rFonts w:ascii="Roboto Mono" w:eastAsia="Roboto Mono" w:hAnsi="Roboto Mono" w:cs="Roboto Mono"/>
-        </w:rPr>
-        <w:t>.</w:t>
-      </w:r>
-    </w:p>
-    <w:p>
-      <w:pPr>
-        <w:spacing w:before="240" w:after="240"/>
-        <w:rPr>
-          <w:rFonts w:ascii="Roboto Mono" w:eastAsia="Roboto Mono" w:hAnsi="Roboto Mono" w:cs="Roboto Mono"/>
-        </w:rPr>
-      </w:pPr>
-      <w:r>
-        <w:rPr>
-          <w:rFonts w:ascii="Roboto Mono" w:eastAsia="Roboto Mono" w:hAnsi="Roboto Mono" w:cs="Roboto Mono"/>
-        </w:rPr>
-        <w:t xml:space="preserve">👉 Instead of doing detailed calculations like in </w:t>
-      </w:r>
-      <w:r>
-        <w:rPr>
-          <w:rFonts w:ascii="Roboto Mono" w:eastAsia="Roboto Mono" w:hAnsi="Roboto Mono" w:cs="Roboto Mono"/>
-          <w:b/>
-        </w:rPr>
-        <w:t>FPA</w:t>
-      </w:r>
-      <w:r>
-        <w:rPr>
-          <w:rFonts w:ascii="Roboto Mono" w:eastAsia="Roboto Mono" w:hAnsi="Roboto Mono" w:cs="Roboto Mono"/>
-        </w:rPr>
-        <w:t xml:space="preserve"> or </w:t>
-      </w:r>
-      <w:r>
-        <w:rPr>
-          <w:rFonts w:ascii="Roboto Mono" w:eastAsia="Roboto Mono" w:hAnsi="Roboto Mono" w:cs="Roboto Mono"/>
-          <w:b/>
-        </w:rPr>
-        <w:t>TPA</w:t>
-      </w:r>
-      <w:r>
-        <w:rPr>
-          <w:rFonts w:ascii="Roboto Mono" w:eastAsia="Roboto Mono" w:hAnsi="Roboto Mono" w:cs="Roboto Mono"/>
-        </w:rPr>
-        <w:t xml:space="preserve">, this method relies on </w:t>
-      </w:r>
-      <w:r>
-        <w:rPr>
-          <w:rFonts w:ascii="Roboto Mono" w:eastAsia="Roboto Mono" w:hAnsi="Roboto Mono" w:cs="Roboto Mono"/>
-          <w:b/>
-        </w:rPr>
-        <w:t>historical data</w:t>
-      </w:r>
-      <w:r>
-        <w:rPr>
-          <w:rFonts w:ascii="Roboto Mono" w:eastAsia="Roboto Mono" w:hAnsi="Roboto Mono" w:cs="Roboto Mono"/>
-        </w:rPr>
-        <w:t xml:space="preserve"> or </w:t>
-      </w:r>
-      <w:r>
-        <w:rPr>
-          <w:rFonts w:ascii="Roboto Mono" w:eastAsia="Roboto Mono" w:hAnsi="Roboto Mono" w:cs="Roboto Mono"/>
-          <w:b/>
-        </w:rPr>
-        <w:t>industry averages</w:t>
-      </w:r>
-      <w:r>
-        <w:rPr>
-          <w:rFonts w:ascii="Roboto Mono" w:eastAsia="Roboto Mono" w:hAnsi="Roboto Mono" w:cs="Roboto Mono"/>
-        </w:rPr>
-        <w:t>.</w:t>
-      </w:r>
-    </w:p>
-    <w:p>
-      <w:r>
-        <w:pict w14:anchorId="64726431">
+      <w:r>
+        <w:pict w14:anchorId="2E0E2EC9">
           <v:rect id="_x0000_i1025" style="width:0;height:1.5pt" o:hralign="center" o:hrstd="t" o:hr="t" fillcolor="#a0a0a0" stroked="f"/>
         </w:pict>
       </w:r>
@@ -271,48 +262,39 @@
       </w:pPr>
       <w:r>
         <w:rPr>
-          <w:b/>
+          <w:rFonts w:ascii="Arial" w:eastAsia="Arial" w:hAnsi="Arial"/>
+          <w:sz w:val="18"/>
+          <w:highlight w:val="lightGray"/>
           <w:shd w:val="clear" w:color="auto" w:fill="B7B7B7"/>
         </w:rPr>
-        <w:t># Source</w:t>
-      </w:r>
-      <w:r>
-        <w:rPr>
+        <w:t xml:space="preserve"># Source: Chatgot </w:t>
+      </w:r>
+      <w:r>
+        <w:rPr>
+          <w:rFonts w:ascii="Arial" w:eastAsia="Arial" w:hAnsi="Arial"/>
+          <w:sz w:val="18"/>
+          <w:szCs w:val="14"/>
+          <w:highlight w:val="lightGray"/>
           <w:shd w:val="clear" w:color="auto" w:fill="B7B7B7"/>
         </w:rPr>
-        <w:t xml:space="preserve">: </w:t>
-      </w:r>
-      <w:r>
-        <w:rPr>
-          <w:b/>
+        <w:t>(GPT</w:t>
+      </w:r>
+      <w:r>
+        <w:rPr>
+          <w:rFonts w:ascii="Arial" w:eastAsia="Arial" w:hAnsi="Arial" w:cs="Cambria Math"/>
+          <w:sz w:val="18"/>
+          <w:szCs w:val="14"/>
+          <w:highlight w:val="lightGray"/>
           <w:shd w:val="clear" w:color="auto" w:fill="B7B7B7"/>
         </w:rPr>
-        <w:t xml:space="preserve">Chatgot </w:t>
-      </w:r>
-      <w:r>
-        <w:rPr>
-          <w:b/>
-          <w:sz w:val="14"/>
+        <w:t>‑</w:t>
+      </w:r>
+      <w:r>
+        <w:rPr>
+          <w:rFonts w:ascii="Arial" w:eastAsia="Arial" w:hAnsi="Arial"/>
+          <w:sz w:val="18"/>
           <w:szCs w:val="14"/>
-          <w:shd w:val="clear" w:color="auto" w:fill="B7B7B7"/>
-        </w:rPr>
-        <w:t>(GPT</w:t>
-      </w:r>
-      <w:r>
-        <w:rPr>
-          <w:rFonts w:ascii="Cambria Math" w:hAnsi="Cambria Math" w:cs="Cambria Math"/>
-          <w:b/>
-          <w:sz w:val="14"/>
-          <w:szCs w:val="14"/>
-          <w:shd w:val="clear" w:color="auto" w:fill="B7B7B7"/>
-        </w:rPr>
-        <w:t>‑</w:t>
-      </w:r>
-      <w:r>
-        <w:rPr>
-          <w:b/>
-          <w:sz w:val="14"/>
-          <w:szCs w:val="14"/>
+          <w:highlight w:val="lightGray"/>
           <w:shd w:val="clear" w:color="auto" w:fill="B7B7B7"/>
         </w:rPr>
         <w:t>5 Mini) at [8/18/2025]</w:t>
@@ -324,7 +306,7 @@
           <w:ilvl w:val="0"/>
           <w:numId w:val="2"/>
         </w:numPr>
-        <w:spacing w:before="240"/>
+        <w:spacing w:before="240" w:after="0" w:line="276" w:lineRule="auto"/>
       </w:pPr>
       <w:r>
         <w:rPr>
@@ -352,6 +334,7 @@
           <w:ilvl w:val="1"/>
           <w:numId w:val="2"/>
         </w:numPr>
+        <w:spacing w:after="0" w:line="276" w:lineRule="auto"/>
       </w:pPr>
       <w:r>
         <w:rPr>
@@ -385,6 +368,7 @@
           <w:ilvl w:val="0"/>
           <w:numId w:val="2"/>
         </w:numPr>
+        <w:spacing w:after="0" w:line="276" w:lineRule="auto"/>
       </w:pPr>
       <w:r>
         <w:rPr>
@@ -412,6 +396,7 @@
           <w:ilvl w:val="1"/>
           <w:numId w:val="2"/>
         </w:numPr>
+        <w:spacing w:after="0" w:line="276" w:lineRule="auto"/>
       </w:pPr>
       <w:r>
         <w:rPr>
@@ -445,7 +430,7 @@
           <w:ilvl w:val="0"/>
           <w:numId w:val="2"/>
         </w:numPr>
-        <w:spacing w:after="240"/>
+        <w:spacing w:after="240" w:line="276" w:lineRule="auto"/>
       </w:pPr>
       <w:r>
         <w:rPr>
@@ -475,7 +460,7 @@
           <w:noProof/>
         </w:rPr>
         <w:drawing>
-          <wp:inline distT="114300" distB="114300" distL="114300" distR="114300" wp14:anchorId="58D49968" wp14:editId="6F0E19E6">
+          <wp:inline distT="114300" distB="114300" distL="114300" distR="114300" wp14:anchorId="17F67B83" wp14:editId="65ED12AD">
             <wp:extent cx="3609975" cy="361950"/>
             <wp:effectExtent l="0" t="0" r="0" b="0"/>
             <wp:docPr id="1" name="image1.png"/>
@@ -520,8 +505,7 @@
     </w:p>
     <w:p>
       <w:r>
-        <w:lastRenderedPageBreak/>
-        <w:pict w14:anchorId="137AA244">
+        <w:pict w14:anchorId="7125AB7C">
           <v:rect id="_x0000_i1026" style="width:0;height:1.5pt" o:hralign="center" o:hrstd="t" o:hr="t" fillcolor="#a0a0a0" stroked="f"/>
         </w:pict>
       </w:r>
@@ -545,48 +529,39 @@
       </w:pPr>
       <w:r>
         <w:rPr>
-          <w:b/>
+          <w:rFonts w:ascii="Arial" w:eastAsia="Arial" w:hAnsi="Arial"/>
+          <w:sz w:val="18"/>
+          <w:highlight w:val="lightGray"/>
           <w:shd w:val="clear" w:color="auto" w:fill="B7B7B7"/>
         </w:rPr>
-        <w:t># Source</w:t>
-      </w:r>
-      <w:r>
-        <w:rPr>
+        <w:t xml:space="preserve"># Source: Chatgot </w:t>
+      </w:r>
+      <w:r>
+        <w:rPr>
+          <w:rFonts w:ascii="Arial" w:eastAsia="Arial" w:hAnsi="Arial"/>
+          <w:sz w:val="18"/>
+          <w:szCs w:val="14"/>
+          <w:highlight w:val="lightGray"/>
           <w:shd w:val="clear" w:color="auto" w:fill="B7B7B7"/>
         </w:rPr>
-        <w:t xml:space="preserve">: </w:t>
-      </w:r>
-      <w:r>
-        <w:rPr>
-          <w:b/>
+        <w:t>(GPT</w:t>
+      </w:r>
+      <w:r>
+        <w:rPr>
+          <w:rFonts w:ascii="Arial" w:eastAsia="Arial" w:hAnsi="Arial" w:cs="Cambria Math"/>
+          <w:sz w:val="18"/>
+          <w:szCs w:val="14"/>
+          <w:highlight w:val="lightGray"/>
           <w:shd w:val="clear" w:color="auto" w:fill="B7B7B7"/>
         </w:rPr>
-        <w:t xml:space="preserve">Chatgot </w:t>
-      </w:r>
-      <w:r>
-        <w:rPr>
-          <w:b/>
-          <w:sz w:val="14"/>
+        <w:t>‑</w:t>
+      </w:r>
+      <w:r>
+        <w:rPr>
+          <w:rFonts w:ascii="Arial" w:eastAsia="Arial" w:hAnsi="Arial"/>
+          <w:sz w:val="18"/>
           <w:szCs w:val="14"/>
-          <w:shd w:val="clear" w:color="auto" w:fill="B7B7B7"/>
-        </w:rPr>
-        <w:t>(GPT</w:t>
-      </w:r>
-      <w:r>
-        <w:rPr>
-          <w:rFonts w:ascii="Cambria Math" w:hAnsi="Cambria Math" w:cs="Cambria Math"/>
-          <w:b/>
-          <w:sz w:val="14"/>
-          <w:szCs w:val="14"/>
-          <w:shd w:val="clear" w:color="auto" w:fill="B7B7B7"/>
-        </w:rPr>
-        <w:t>‑</w:t>
-      </w:r>
-      <w:r>
-        <w:rPr>
-          <w:b/>
-          <w:sz w:val="14"/>
-          <w:szCs w:val="14"/>
+          <w:highlight w:val="lightGray"/>
           <w:shd w:val="clear" w:color="auto" w:fill="B7B7B7"/>
         </w:rPr>
         <w:t>5 Mini) at [8/18/2025]</w:t>
@@ -598,7 +573,7 @@
           <w:ilvl w:val="0"/>
           <w:numId w:val="3"/>
         </w:numPr>
-        <w:spacing w:before="240"/>
+        <w:spacing w:before="240" w:after="0" w:line="276" w:lineRule="auto"/>
       </w:pPr>
       <w:r>
         <w:rPr>
@@ -632,7 +607,7 @@
           <w:ilvl w:val="0"/>
           <w:numId w:val="3"/>
         </w:numPr>
-        <w:spacing w:after="240"/>
+        <w:spacing w:after="240" w:line="276" w:lineRule="auto"/>
       </w:pPr>
       <w:r>
         <w:rPr>
@@ -666,7 +641,7 @@
           <w:noProof/>
         </w:rPr>
         <w:drawing>
-          <wp:inline distT="114300" distB="114300" distL="114300" distR="114300" wp14:anchorId="0B0474B5" wp14:editId="44FE09D0">
+          <wp:inline distT="114300" distB="114300" distL="114300" distR="114300" wp14:anchorId="52F258A1" wp14:editId="363EF3E7">
             <wp:extent cx="3000375" cy="361950"/>
             <wp:effectExtent l="0" t="0" r="0" b="0"/>
             <wp:docPr id="2" name="image2.png"/>
@@ -744,7 +719,7 @@
     </w:p>
     <w:p>
       <w:r>
-        <w:pict w14:anchorId="62AFC4D8">
+        <w:pict w14:anchorId="4D30A56A">
           <v:rect id="_x0000_i1027" style="width:0;height:1.5pt" o:hralign="center" o:hrstd="t" o:hr="t" fillcolor="#a0a0a0" stroked="f"/>
         </w:pict>
       </w:r>
@@ -768,48 +743,39 @@
       </w:pPr>
       <w:r>
         <w:rPr>
-          <w:b/>
+          <w:rFonts w:ascii="Arial" w:eastAsia="Arial" w:hAnsi="Arial"/>
+          <w:sz w:val="18"/>
+          <w:highlight w:val="lightGray"/>
           <w:shd w:val="clear" w:color="auto" w:fill="B7B7B7"/>
         </w:rPr>
-        <w:t># Source</w:t>
-      </w:r>
-      <w:r>
-        <w:rPr>
+        <w:t xml:space="preserve"># Source: Chatgot </w:t>
+      </w:r>
+      <w:r>
+        <w:rPr>
+          <w:rFonts w:ascii="Arial" w:eastAsia="Arial" w:hAnsi="Arial"/>
+          <w:sz w:val="18"/>
+          <w:szCs w:val="14"/>
+          <w:highlight w:val="lightGray"/>
           <w:shd w:val="clear" w:color="auto" w:fill="B7B7B7"/>
         </w:rPr>
-        <w:t xml:space="preserve">: </w:t>
-      </w:r>
-      <w:r>
-        <w:rPr>
-          <w:b/>
+        <w:t>(GPT</w:t>
+      </w:r>
+      <w:r>
+        <w:rPr>
+          <w:rFonts w:ascii="Arial" w:eastAsia="Arial" w:hAnsi="Arial" w:cs="Cambria Math"/>
+          <w:sz w:val="18"/>
+          <w:szCs w:val="14"/>
+          <w:highlight w:val="lightGray"/>
           <w:shd w:val="clear" w:color="auto" w:fill="B7B7B7"/>
         </w:rPr>
-        <w:t xml:space="preserve">Chatgot </w:t>
-      </w:r>
-      <w:r>
-        <w:rPr>
-          <w:b/>
-          <w:sz w:val="14"/>
+        <w:t>‑</w:t>
+      </w:r>
+      <w:r>
+        <w:rPr>
+          <w:rFonts w:ascii="Arial" w:eastAsia="Arial" w:hAnsi="Arial"/>
+          <w:sz w:val="18"/>
           <w:szCs w:val="14"/>
-          <w:shd w:val="clear" w:color="auto" w:fill="B7B7B7"/>
-        </w:rPr>
-        <w:t>(GPT</w:t>
-      </w:r>
-      <w:r>
-        <w:rPr>
-          <w:rFonts w:ascii="Cambria Math" w:hAnsi="Cambria Math" w:cs="Cambria Math"/>
-          <w:b/>
-          <w:sz w:val="14"/>
-          <w:szCs w:val="14"/>
-          <w:shd w:val="clear" w:color="auto" w:fill="B7B7B7"/>
-        </w:rPr>
-        <w:t>‑</w:t>
-      </w:r>
-      <w:r>
-        <w:rPr>
-          <w:b/>
-          <w:sz w:val="14"/>
-          <w:szCs w:val="14"/>
+          <w:highlight w:val="lightGray"/>
           <w:shd w:val="clear" w:color="auto" w:fill="B7B7B7"/>
         </w:rPr>
         <w:t>5 Mini) at [8/18/2025]</w:t>
@@ -821,7 +787,7 @@
           <w:ilvl w:val="0"/>
           <w:numId w:val="1"/>
         </w:numPr>
-        <w:spacing w:before="240"/>
+        <w:spacing w:before="240" w:after="0" w:line="276" w:lineRule="auto"/>
       </w:pPr>
       <w:r>
         <w:rPr>
@@ -855,6 +821,7 @@
           <w:ilvl w:val="0"/>
           <w:numId w:val="1"/>
         </w:numPr>
+        <w:spacing w:after="0" w:line="276" w:lineRule="auto"/>
       </w:pPr>
       <w:r>
         <w:rPr>
@@ -888,7 +855,7 @@
           <w:ilvl w:val="0"/>
           <w:numId w:val="1"/>
         </w:numPr>
-        <w:spacing w:after="240"/>
+        <w:spacing w:after="240" w:line="276" w:lineRule="auto"/>
       </w:pPr>
       <w:r>
         <w:rPr>
@@ -918,7 +885,7 @@
     </w:p>
     <w:p>
       <w:r>
-        <w:pict w14:anchorId="0C1F90E0">
+        <w:pict w14:anchorId="5E46A69A">
           <v:rect id="_x0000_i1028" style="width:0;height:1.5pt" o:hralign="center" o:hrstd="t" o:hr="t" fillcolor="#a0a0a0" stroked="f"/>
         </w:pict>
       </w:r>
@@ -942,48 +909,39 @@
       </w:pPr>
       <w:r>
         <w:rPr>
-          <w:b/>
+          <w:rFonts w:ascii="Arial" w:eastAsia="Arial" w:hAnsi="Arial"/>
+          <w:sz w:val="18"/>
+          <w:highlight w:val="lightGray"/>
           <w:shd w:val="clear" w:color="auto" w:fill="B7B7B7"/>
         </w:rPr>
-        <w:t># Source</w:t>
-      </w:r>
-      <w:r>
-        <w:rPr>
+        <w:t xml:space="preserve"># Source: Chatgot </w:t>
+      </w:r>
+      <w:r>
+        <w:rPr>
+          <w:rFonts w:ascii="Arial" w:eastAsia="Arial" w:hAnsi="Arial"/>
+          <w:sz w:val="18"/>
+          <w:szCs w:val="14"/>
+          <w:highlight w:val="lightGray"/>
           <w:shd w:val="clear" w:color="auto" w:fill="B7B7B7"/>
         </w:rPr>
-        <w:t xml:space="preserve">: </w:t>
-      </w:r>
-      <w:r>
-        <w:rPr>
-          <w:b/>
+        <w:t>(GPT</w:t>
+      </w:r>
+      <w:r>
+        <w:rPr>
+          <w:rFonts w:ascii="Arial" w:eastAsia="Arial" w:hAnsi="Arial" w:cs="Cambria Math"/>
+          <w:sz w:val="18"/>
+          <w:szCs w:val="14"/>
+          <w:highlight w:val="lightGray"/>
           <w:shd w:val="clear" w:color="auto" w:fill="B7B7B7"/>
         </w:rPr>
-        <w:t xml:space="preserve">Chatgot </w:t>
-      </w:r>
-      <w:r>
-        <w:rPr>
-          <w:b/>
-          <w:sz w:val="14"/>
+        <w:t>‑</w:t>
+      </w:r>
+      <w:r>
+        <w:rPr>
+          <w:rFonts w:ascii="Arial" w:eastAsia="Arial" w:hAnsi="Arial"/>
+          <w:sz w:val="18"/>
           <w:szCs w:val="14"/>
-          <w:shd w:val="clear" w:color="auto" w:fill="B7B7B7"/>
-        </w:rPr>
-        <w:t>(GPT</w:t>
-      </w:r>
-      <w:r>
-        <w:rPr>
-          <w:rFonts w:ascii="Cambria Math" w:hAnsi="Cambria Math" w:cs="Cambria Math"/>
-          <w:b/>
-          <w:sz w:val="14"/>
-          <w:szCs w:val="14"/>
-          <w:shd w:val="clear" w:color="auto" w:fill="B7B7B7"/>
-        </w:rPr>
-        <w:t>‑</w:t>
-      </w:r>
-      <w:r>
-        <w:rPr>
-          <w:b/>
-          <w:sz w:val="14"/>
-          <w:szCs w:val="14"/>
+          <w:highlight w:val="lightGray"/>
           <w:shd w:val="clear" w:color="auto" w:fill="B7B7B7"/>
         </w:rPr>
         <w:t>5 Mini) at [8/18/2025]</w:t>
@@ -995,13 +953,12 @@
           <w:ilvl w:val="0"/>
           <w:numId w:val="4"/>
         </w:numPr>
-        <w:spacing w:before="240"/>
-      </w:pPr>
-      <w:r>
-        <w:rPr>
-          <w:rFonts w:ascii="Roboto Mono" w:eastAsia="Roboto Mono" w:hAnsi="Roboto Mono" w:cs="Roboto Mono"/>
-        </w:rPr>
-        <w:lastRenderedPageBreak/>
+        <w:spacing w:before="240" w:after="0" w:line="276" w:lineRule="auto"/>
+      </w:pPr>
+      <w:r>
+        <w:rPr>
+          <w:rFonts w:ascii="Roboto Mono" w:eastAsia="Roboto Mono" w:hAnsi="Roboto Mono" w:cs="Roboto Mono"/>
+        </w:rPr>
         <w:t xml:space="preserve">Too </w:t>
       </w:r>
       <w:r>
@@ -1030,6 +987,7 @@
           <w:ilvl w:val="0"/>
           <w:numId w:val="4"/>
         </w:numPr>
+        <w:spacing w:after="0" w:line="276" w:lineRule="auto"/>
       </w:pPr>
       <w:r>
         <w:rPr>
@@ -1063,7 +1021,7 @@
           <w:ilvl w:val="0"/>
           <w:numId w:val="4"/>
         </w:numPr>
-        <w:spacing w:after="240"/>
+        <w:spacing w:after="240" w:line="276" w:lineRule="auto"/>
       </w:pPr>
       <w:r>
         <w:rPr>
@@ -1093,7 +1051,7 @@
     </w:p>
     <w:p>
       <w:r>
-        <w:pict w14:anchorId="3205A543">
+        <w:pict w14:anchorId="57724CA4">
           <v:rect id="_x0000_i1029" style="width:0;height:1.5pt" o:hralign="center" o:hrstd="t" o:hr="t" fillcolor="#a0a0a0" stroked="f"/>
         </w:pict>
       </w:r>
@@ -1186,18 +1144,19 @@
     </w:p>
     <w:p>
       <w:r>
-        <w:pict w14:anchorId="1DA1C48C">
+        <w:pict w14:anchorId="56F32298">
           <v:rect id="_x0000_i1030" style="width:0;height:1.5pt" o:hralign="center" o:hrstd="t" o:hr="t" fillcolor="#a0a0a0" stroked="f"/>
         </w:pict>
       </w:r>
     </w:p>
+    <w:p/>
     <w:p/>
     <w:p/>
     <w:sectPr>
       <w:pgSz w:w="12240" w:h="15840"/>
       <w:pgMar w:top="1440" w:right="1440" w:bottom="1440" w:left="1440" w:header="720" w:footer="720" w:gutter="0"/>
-      <w:pgNumType w:start="1"/>
       <w:cols w:space="720"/>
+      <w:docGrid w:linePitch="360"/>
     </w:sectPr>
   </w:body>
 </w:document>
@@ -2072,18 +2031,6 @@
   <w:style w:type="paragraph" w:default="1" w:styleId="Normal">
     <w:name w:val="Normal"/>
     <w:qFormat/>
-    <w:rsid w:val="009D2091"/>
-    <w:pPr>
-      <w:spacing w:after="0" w:line="276" w:lineRule="auto"/>
-    </w:pPr>
-    <w:rPr>
-      <w:rFonts w:ascii="Arial" w:eastAsia="Arial" w:hAnsi="Arial" w:cs="Arial"/>
-      <w:kern w:val="0"/>
-      <w:sz w:val="22"/>
-      <w:szCs w:val="22"/>
-      <w:lang w:val="en"/>
-      <w14:ligatures w14:val="none"/>
-    </w:rPr>
   </w:style>
   <w:style w:type="paragraph" w:styleId="Heading1">
     <w:name w:val="heading 1"/>
@@ -2092,7 +2039,7 @@
     <w:link w:val="Heading1Char"/>
     <w:uiPriority w:val="9"/>
     <w:qFormat/>
-    <w:rsid w:val="001D14EC"/>
+    <w:rsid w:val="00190ED5"/>
     <w:pPr>
       <w:keepNext/>
       <w:keepLines/>
@@ -2114,7 +2061,7 @@
     <w:uiPriority w:val="9"/>
     <w:unhideWhenUsed/>
     <w:qFormat/>
-    <w:rsid w:val="001D14EC"/>
+    <w:rsid w:val="00190ED5"/>
     <w:pPr>
       <w:keepNext/>
       <w:keepLines/>
@@ -2137,7 +2084,7 @@
     <w:semiHidden/>
     <w:unhideWhenUsed/>
     <w:qFormat/>
-    <w:rsid w:val="001D14EC"/>
+    <w:rsid w:val="00190ED5"/>
     <w:pPr>
       <w:keepNext/>
       <w:keepLines/>
@@ -2160,7 +2107,7 @@
     <w:semiHidden/>
     <w:unhideWhenUsed/>
     <w:qFormat/>
-    <w:rsid w:val="001D14EC"/>
+    <w:rsid w:val="00190ED5"/>
     <w:pPr>
       <w:keepNext/>
       <w:keepLines/>
@@ -2183,7 +2130,7 @@
     <w:semiHidden/>
     <w:unhideWhenUsed/>
     <w:qFormat/>
-    <w:rsid w:val="001D14EC"/>
+    <w:rsid w:val="00190ED5"/>
     <w:pPr>
       <w:keepNext/>
       <w:keepLines/>
@@ -2204,11 +2151,11 @@
     <w:semiHidden/>
     <w:unhideWhenUsed/>
     <w:qFormat/>
-    <w:rsid w:val="001D14EC"/>
+    <w:rsid w:val="00190ED5"/>
     <w:pPr>
       <w:keepNext/>
       <w:keepLines/>
-      <w:spacing w:before="40"/>
+      <w:spacing w:before="40" w:after="0"/>
       <w:outlineLvl w:val="5"/>
     </w:pPr>
     <w:rPr>
@@ -2227,11 +2174,11 @@
     <w:semiHidden/>
     <w:unhideWhenUsed/>
     <w:qFormat/>
-    <w:rsid w:val="001D14EC"/>
+    <w:rsid w:val="00190ED5"/>
     <w:pPr>
       <w:keepNext/>
       <w:keepLines/>
-      <w:spacing w:before="40"/>
+      <w:spacing w:before="40" w:after="0"/>
       <w:outlineLvl w:val="6"/>
     </w:pPr>
     <w:rPr>
@@ -2248,10 +2195,11 @@
     <w:semiHidden/>
     <w:unhideWhenUsed/>
     <w:qFormat/>
-    <w:rsid w:val="001D14EC"/>
+    <w:rsid w:val="00190ED5"/>
     <w:pPr>
       <w:keepNext/>
       <w:keepLines/>
+      <w:spacing w:after="0"/>
       <w:outlineLvl w:val="7"/>
     </w:pPr>
     <w:rPr>
@@ -2270,10 +2218,11 @@
     <w:semiHidden/>
     <w:unhideWhenUsed/>
     <w:qFormat/>
-    <w:rsid w:val="001D14EC"/>
+    <w:rsid w:val="00190ED5"/>
     <w:pPr>
       <w:keepNext/>
       <w:keepLines/>
+      <w:spacing w:after="0"/>
       <w:outlineLvl w:val="8"/>
     </w:pPr>
     <w:rPr>
@@ -2313,7 +2262,7 @@
     <w:basedOn w:val="DefaultParagraphFont"/>
     <w:link w:val="Heading1"/>
     <w:uiPriority w:val="9"/>
-    <w:rsid w:val="001D14EC"/>
+    <w:rsid w:val="00190ED5"/>
     <w:rPr>
       <w:rFonts w:asciiTheme="majorHAnsi" w:eastAsiaTheme="majorEastAsia" w:hAnsiTheme="majorHAnsi" w:cstheme="majorBidi"/>
       <w:color w:val="2F5496" w:themeColor="accent1" w:themeShade="BF"/>
@@ -2326,7 +2275,7 @@
     <w:basedOn w:val="DefaultParagraphFont"/>
     <w:link w:val="Heading2"/>
     <w:uiPriority w:val="9"/>
-    <w:rsid w:val="001D14EC"/>
+    <w:rsid w:val="00190ED5"/>
     <w:rPr>
       <w:rFonts w:asciiTheme="majorHAnsi" w:eastAsiaTheme="majorEastAsia" w:hAnsiTheme="majorHAnsi" w:cstheme="majorBidi"/>
       <w:color w:val="2F5496" w:themeColor="accent1" w:themeShade="BF"/>
@@ -2340,7 +2289,7 @@
     <w:link w:val="Heading3"/>
     <w:uiPriority w:val="9"/>
     <w:semiHidden/>
-    <w:rsid w:val="001D14EC"/>
+    <w:rsid w:val="00190ED5"/>
     <w:rPr>
       <w:rFonts w:eastAsiaTheme="majorEastAsia" w:cstheme="majorBidi"/>
       <w:color w:val="2F5496" w:themeColor="accent1" w:themeShade="BF"/>
@@ -2354,7 +2303,7 @@
     <w:link w:val="Heading4"/>
     <w:uiPriority w:val="9"/>
     <w:semiHidden/>
-    <w:rsid w:val="001D14EC"/>
+    <w:rsid w:val="00190ED5"/>
     <w:rPr>
       <w:rFonts w:eastAsiaTheme="majorEastAsia" w:cstheme="majorBidi"/>
       <w:i/>
@@ -2368,7 +2317,7 @@
     <w:link w:val="Heading5"/>
     <w:uiPriority w:val="9"/>
     <w:semiHidden/>
-    <w:rsid w:val="001D14EC"/>
+    <w:rsid w:val="00190ED5"/>
     <w:rPr>
       <w:rFonts w:eastAsiaTheme="majorEastAsia" w:cstheme="majorBidi"/>
       <w:color w:val="2F5496" w:themeColor="accent1" w:themeShade="BF"/>
@@ -2380,7 +2329,7 @@
     <w:link w:val="Heading6"/>
     <w:uiPriority w:val="9"/>
     <w:semiHidden/>
-    <w:rsid w:val="001D14EC"/>
+    <w:rsid w:val="00190ED5"/>
     <w:rPr>
       <w:rFonts w:eastAsiaTheme="majorEastAsia" w:cstheme="majorBidi"/>
       <w:i/>
@@ -2394,7 +2343,7 @@
     <w:link w:val="Heading7"/>
     <w:uiPriority w:val="9"/>
     <w:semiHidden/>
-    <w:rsid w:val="001D14EC"/>
+    <w:rsid w:val="00190ED5"/>
     <w:rPr>
       <w:rFonts w:eastAsiaTheme="majorEastAsia" w:cstheme="majorBidi"/>
       <w:color w:val="595959" w:themeColor="text1" w:themeTint="A6"/>
@@ -2406,7 +2355,7 @@
     <w:link w:val="Heading8"/>
     <w:uiPriority w:val="9"/>
     <w:semiHidden/>
-    <w:rsid w:val="001D14EC"/>
+    <w:rsid w:val="00190ED5"/>
     <w:rPr>
       <w:rFonts w:eastAsiaTheme="majorEastAsia" w:cstheme="majorBidi"/>
       <w:i/>
@@ -2420,7 +2369,7 @@
     <w:link w:val="Heading9"/>
     <w:uiPriority w:val="9"/>
     <w:semiHidden/>
-    <w:rsid w:val="001D14EC"/>
+    <w:rsid w:val="00190ED5"/>
     <w:rPr>
       <w:rFonts w:eastAsiaTheme="majorEastAsia" w:cstheme="majorBidi"/>
       <w:color w:val="272727" w:themeColor="text1" w:themeTint="D8"/>
@@ -2433,7 +2382,7 @@
     <w:link w:val="TitleChar"/>
     <w:uiPriority w:val="10"/>
     <w:qFormat/>
-    <w:rsid w:val="001D14EC"/>
+    <w:rsid w:val="00190ED5"/>
     <w:pPr>
       <w:spacing w:after="80" w:line="240" w:lineRule="auto"/>
       <w:contextualSpacing/>
@@ -2451,7 +2400,7 @@
     <w:basedOn w:val="DefaultParagraphFont"/>
     <w:link w:val="Title"/>
     <w:uiPriority w:val="10"/>
-    <w:rsid w:val="001D14EC"/>
+    <w:rsid w:val="00190ED5"/>
     <w:rPr>
       <w:rFonts w:asciiTheme="majorHAnsi" w:eastAsiaTheme="majorEastAsia" w:hAnsiTheme="majorHAnsi" w:cstheme="majorBidi"/>
       <w:spacing w:val="-10"/>
@@ -2467,7 +2416,7 @@
     <w:link w:val="SubtitleChar"/>
     <w:uiPriority w:val="11"/>
     <w:qFormat/>
-    <w:rsid w:val="001D14EC"/>
+    <w:rsid w:val="00190ED5"/>
     <w:pPr>
       <w:numPr>
         <w:ilvl w:val="1"/>
@@ -2486,7 +2435,7 @@
     <w:basedOn w:val="DefaultParagraphFont"/>
     <w:link w:val="Subtitle"/>
     <w:uiPriority w:val="11"/>
-    <w:rsid w:val="001D14EC"/>
+    <w:rsid w:val="00190ED5"/>
     <w:rPr>
       <w:rFonts w:eastAsiaTheme="majorEastAsia" w:cstheme="majorBidi"/>
       <w:color w:val="595959" w:themeColor="text1" w:themeTint="A6"/>
@@ -2502,7 +2451,7 @@
     <w:link w:val="QuoteChar"/>
     <w:uiPriority w:val="29"/>
     <w:qFormat/>
-    <w:rsid w:val="001D14EC"/>
+    <w:rsid w:val="00190ED5"/>
     <w:pPr>
       <w:spacing w:before="160"/>
       <w:jc w:val="center"/>
@@ -2518,7 +2467,7 @@
     <w:basedOn w:val="DefaultParagraphFont"/>
     <w:link w:val="Quote"/>
     <w:uiPriority w:val="29"/>
-    <w:rsid w:val="001D14EC"/>
+    <w:rsid w:val="00190ED5"/>
     <w:rPr>
       <w:i/>
       <w:iCs/>
@@ -2530,7 +2479,7 @@
     <w:basedOn w:val="Normal"/>
     <w:uiPriority w:val="34"/>
     <w:qFormat/>
-    <w:rsid w:val="001D14EC"/>
+    <w:rsid w:val="00190ED5"/>
     <w:pPr>
       <w:ind w:left="720"/>
       <w:contextualSpacing/>
@@ -2541,7 +2490,7 @@
     <w:basedOn w:val="DefaultParagraphFont"/>
     <w:uiPriority w:val="21"/>
     <w:qFormat/>
-    <w:rsid w:val="001D14EC"/>
+    <w:rsid w:val="00190ED5"/>
     <w:rPr>
       <w:i/>
       <w:iCs/>
@@ -2555,7 +2504,7 @@
     <w:link w:val="IntenseQuoteChar"/>
     <w:uiPriority w:val="30"/>
     <w:qFormat/>
-    <w:rsid w:val="001D14EC"/>
+    <w:rsid w:val="00190ED5"/>
     <w:pPr>
       <w:pBdr>
         <w:top w:val="single" w:sz="4" w:space="10" w:color="2F5496" w:themeColor="accent1" w:themeShade="BF"/>
@@ -2576,7 +2525,7 @@
     <w:basedOn w:val="DefaultParagraphFont"/>
     <w:link w:val="IntenseQuote"/>
     <w:uiPriority w:val="30"/>
-    <w:rsid w:val="001D14EC"/>
+    <w:rsid w:val="00190ED5"/>
     <w:rPr>
       <w:i/>
       <w:iCs/>
@@ -2588,7 +2537,7 @@
     <w:basedOn w:val="DefaultParagraphFont"/>
     <w:uiPriority w:val="32"/>
     <w:qFormat/>
-    <w:rsid w:val="001D14EC"/>
+    <w:rsid w:val="00190ED5"/>
     <w:rPr>
       <w:b/>
       <w:bCs/>
